--- a/docs/3-Role-Guest-Features.docx
+++ b/docs/3-Role-Guest-Features.docx
@@ -227,7 +227,7 @@
           <w:sz-cs w:val="24"/>
           <w:spacing w:val="0"/>
         </w:rPr>
-        <w:t xml:space="preserve">Event page: tiers, line-up, rules, dress code, who's going, hosted by; share to WhatsApp / Facebook / Instagram / copy link.</w:t>
+        <w:t xml:space="preserve">Event page: tiers, line-up, rules, dress code, who's going, hosted by, venue name linking to the venue page; share to WhatsApp / Facebook / Instagram / copy link.</w:t>
       </w:r>
     </w:p>
     <w:p>
@@ -268,33 +268,33 @@
           <w:sz-cs w:val="24"/>
           <w:spacing w:val="0"/>
         </w:rPr>
-        <w:t xml:space="preserve">Select tiers → 8-minute hold on tickets → checkout (attendee names, coupon, wallet credit, saved payment method).</w:t>
-      </w:r>
-    </w:p>
-    <w:p>
-      <w:pPr>
-        <w:ind w:left="720" w:first-line="-720"/>
-      </w:pPr>
-      <w:r>
-        <w:rPr>
-          <w:rFonts w:ascii="Times" w:hAnsi="Times" w:cs="Times"/>
-          <w:sz w:val="24"/>
-          <w:sz-cs w:val="24"/>
-        </w:rPr>
-        <w:t xml:space="preserve"/>
-        <w:tab/>
-        <w:t xml:space="preserve">•</w:t>
-        <w:tab/>
-        <w:t xml:space="preserve"/>
-      </w:r>
-      <w:r>
-        <w:rPr>
-          <w:rFonts w:ascii="Times" w:hAnsi="Times" w:cs="Times"/>
-          <w:sz w:val="24"/>
-          <w:sz-cs w:val="24"/>
-          <w:spacing w:val="0"/>
-        </w:rPr>
-        <w:t xml:space="preserve">Ticket on WhatsApp + downloadable designed PNG e-ticket with the Prebooze bunny QR (scans only with the Prebooze scanner) + add-to-calendar.</w:t>
+        <w:t xml:space="preserve">Select tiers → 8-minute hold on tickets → checkout (attendee names plus gender and WhatsApp number for every extra guest, coupon, wallet credit, saved payment method).</w:t>
+      </w:r>
+    </w:p>
+    <w:p>
+      <w:pPr>
+        <w:ind w:left="720" w:first-line="-720"/>
+      </w:pPr>
+      <w:r>
+        <w:rPr>
+          <w:rFonts w:ascii="Times" w:hAnsi="Times" w:cs="Times"/>
+          <w:sz w:val="24"/>
+          <w:sz-cs w:val="24"/>
+        </w:rPr>
+        <w:t xml:space="preserve"/>
+        <w:tab/>
+        <w:t xml:space="preserve">•</w:t>
+        <w:tab/>
+        <w:t xml:space="preserve"/>
+      </w:r>
+      <w:r>
+        <w:rPr>
+          <w:rFonts w:ascii="Times" w:hAnsi="Times" w:cs="Times"/>
+          <w:sz w:val="24"/>
+          <w:sz-cs w:val="24"/>
+          <w:spacing w:val="0"/>
+        </w:rPr>
+        <w:t xml:space="preserve">Ticket on WhatsApp + downloadable designed PNG e-ticket with the Prebooze bunny QR (scans only with the Prebooze scanner) and the full numbered guest list + add-to-calendar.</w:t>
       </w:r>
     </w:p>
     <w:p>
@@ -558,7 +558,7 @@
           <w:sz-cs w:val="24"/>
           <w:spacing w:val="0"/>
         </w:rPr>
-        <w:t xml:space="preserve">Wishlist events and favourite venues from their pages; both live in your account menu.</w:t>
+        <w:t xml:space="preserve">Wishlist events and favourite venues from their pages; both live in your account menu. Venue pages include a live map and a Get-directions button straight into Google Maps.</w:t>
       </w:r>
     </w:p>
     <w:p>
@@ -625,7 +625,7 @@
           <w:sz-cs w:val="24"/>
           <w:spacing w:val="0"/>
         </w:rPr>
-        <w:t xml:space="preserve">Careers: browse roles, read the job description, apply in-page.</w:t>
+        <w:t xml:space="preserve">Careers: browse roles, read the job description, apply in-page with a required CV/resume upload.</w:t>
       </w:r>
     </w:p>
     <w:p>
